--- a/14_ACP01/ACP01 - Module 4 - Cloud Technology & Services/ACP01 - Module 4.9 - Storage - Revision Notes.docx
+++ b/14_ACP01/ACP01 - Module 4 - Cloud Technology & Services/ACP01 - Module 4.9 - Storage - Revision Notes.docx
@@ -129,7 +129,431 @@
         </w:drawing>
       </w:r>
     </w:p>
+    <w:p>
+      <w:r>
+        <w:rPr>
+          <w:noProof/>
+        </w:rPr>
+        <w:lastRenderedPageBreak/>
+        <w:drawing>
+          <wp:inline distT="0" distB="0" distL="0" distR="0" wp14:anchorId="59CF81A6" wp14:editId="08ADA84E">
+            <wp:extent cx="3400900" cy="4286848"/>
+            <wp:effectExtent l="0" t="0" r="9525" b="0"/>
+            <wp:docPr id="624468632" name="Picture 1"/>
+            <wp:cNvGraphicFramePr>
+              <a:graphicFrameLocks xmlns:a="http://schemas.openxmlformats.org/drawingml/2006/main" noChangeAspect="1"/>
+            </wp:cNvGraphicFramePr>
+            <a:graphic xmlns:a="http://schemas.openxmlformats.org/drawingml/2006/main">
+              <a:graphicData uri="http://schemas.openxmlformats.org/drawingml/2006/picture">
+                <pic:pic xmlns:pic="http://schemas.openxmlformats.org/drawingml/2006/picture">
+                  <pic:nvPicPr>
+                    <pic:cNvPr id="624468632" name=""/>
+                    <pic:cNvPicPr/>
+                  </pic:nvPicPr>
+                  <pic:blipFill>
+                    <a:blip r:embed="rId8"/>
+                    <a:stretch>
+                      <a:fillRect/>
+                    </a:stretch>
+                  </pic:blipFill>
+                  <pic:spPr>
+                    <a:xfrm>
+                      <a:off x="0" y="0"/>
+                      <a:ext cx="3400900" cy="4286848"/>
+                    </a:xfrm>
+                    <a:prstGeom prst="rect">
+                      <a:avLst/>
+                    </a:prstGeom>
+                  </pic:spPr>
+                </pic:pic>
+              </a:graphicData>
+            </a:graphic>
+          </wp:inline>
+        </w:drawing>
+      </w:r>
+    </w:p>
     <w:p/>
+    <w:p/>
+    <w:p/>
+    <w:p/>
+    <w:p>
+      <w:r>
+        <w:rPr>
+          <w:noProof/>
+        </w:rPr>
+        <w:lastRenderedPageBreak/>
+        <w:drawing>
+          <wp:inline distT="0" distB="0" distL="0" distR="0" wp14:anchorId="4B444D0E" wp14:editId="77E94970">
+            <wp:extent cx="5077534" cy="1009791"/>
+            <wp:effectExtent l="0" t="0" r="8890" b="0"/>
+            <wp:docPr id="441435943" name="Picture 1"/>
+            <wp:cNvGraphicFramePr>
+              <a:graphicFrameLocks xmlns:a="http://schemas.openxmlformats.org/drawingml/2006/main" noChangeAspect="1"/>
+            </wp:cNvGraphicFramePr>
+            <a:graphic xmlns:a="http://schemas.openxmlformats.org/drawingml/2006/main">
+              <a:graphicData uri="http://schemas.openxmlformats.org/drawingml/2006/picture">
+                <pic:pic xmlns:pic="http://schemas.openxmlformats.org/drawingml/2006/picture">
+                  <pic:nvPicPr>
+                    <pic:cNvPr id="441435943" name=""/>
+                    <pic:cNvPicPr/>
+                  </pic:nvPicPr>
+                  <pic:blipFill>
+                    <a:blip r:embed="rId9"/>
+                    <a:stretch>
+                      <a:fillRect/>
+                    </a:stretch>
+                  </pic:blipFill>
+                  <pic:spPr>
+                    <a:xfrm>
+                      <a:off x="0" y="0"/>
+                      <a:ext cx="5077534" cy="1009791"/>
+                    </a:xfrm>
+                    <a:prstGeom prst="rect">
+                      <a:avLst/>
+                    </a:prstGeom>
+                  </pic:spPr>
+                </pic:pic>
+              </a:graphicData>
+            </a:graphic>
+          </wp:inline>
+        </w:drawing>
+      </w:r>
+    </w:p>
+    <w:p>
+      <w:r>
+        <w:rPr>
+          <w:noProof/>
+        </w:rPr>
+        <w:drawing>
+          <wp:inline distT="0" distB="0" distL="0" distR="0" wp14:anchorId="64C1A270" wp14:editId="78C4E78F">
+            <wp:extent cx="8863330" cy="2126615"/>
+            <wp:effectExtent l="0" t="0" r="0" b="6985"/>
+            <wp:docPr id="555790610" name="Picture 1"/>
+            <wp:cNvGraphicFramePr>
+              <a:graphicFrameLocks xmlns:a="http://schemas.openxmlformats.org/drawingml/2006/main" noChangeAspect="1"/>
+            </wp:cNvGraphicFramePr>
+            <a:graphic xmlns:a="http://schemas.openxmlformats.org/drawingml/2006/main">
+              <a:graphicData uri="http://schemas.openxmlformats.org/drawingml/2006/picture">
+                <pic:pic xmlns:pic="http://schemas.openxmlformats.org/drawingml/2006/picture">
+                  <pic:nvPicPr>
+                    <pic:cNvPr id="555790610" name=""/>
+                    <pic:cNvPicPr/>
+                  </pic:nvPicPr>
+                  <pic:blipFill>
+                    <a:blip r:embed="rId10"/>
+                    <a:stretch>
+                      <a:fillRect/>
+                    </a:stretch>
+                  </pic:blipFill>
+                  <pic:spPr>
+                    <a:xfrm>
+                      <a:off x="0" y="0"/>
+                      <a:ext cx="8863330" cy="2126615"/>
+                    </a:xfrm>
+                    <a:prstGeom prst="rect">
+                      <a:avLst/>
+                    </a:prstGeom>
+                  </pic:spPr>
+                </pic:pic>
+              </a:graphicData>
+            </a:graphic>
+          </wp:inline>
+        </w:drawing>
+      </w:r>
+    </w:p>
+    <w:p>
+      <w:r>
+        <w:rPr>
+          <w:noProof/>
+        </w:rPr>
+        <w:lastRenderedPageBreak/>
+        <w:drawing>
+          <wp:inline distT="0" distB="0" distL="0" distR="0" wp14:anchorId="6EB54924" wp14:editId="0E4A270C">
+            <wp:extent cx="8863330" cy="5130165"/>
+            <wp:effectExtent l="0" t="0" r="0" b="0"/>
+            <wp:docPr id="447073443" name="Picture 1"/>
+            <wp:cNvGraphicFramePr>
+              <a:graphicFrameLocks xmlns:a="http://schemas.openxmlformats.org/drawingml/2006/main" noChangeAspect="1"/>
+            </wp:cNvGraphicFramePr>
+            <a:graphic xmlns:a="http://schemas.openxmlformats.org/drawingml/2006/main">
+              <a:graphicData uri="http://schemas.openxmlformats.org/drawingml/2006/picture">
+                <pic:pic xmlns:pic="http://schemas.openxmlformats.org/drawingml/2006/picture">
+                  <pic:nvPicPr>
+                    <pic:cNvPr id="447073443" name=""/>
+                    <pic:cNvPicPr/>
+                  </pic:nvPicPr>
+                  <pic:blipFill>
+                    <a:blip r:embed="rId11"/>
+                    <a:stretch>
+                      <a:fillRect/>
+                    </a:stretch>
+                  </pic:blipFill>
+                  <pic:spPr>
+                    <a:xfrm>
+                      <a:off x="0" y="0"/>
+                      <a:ext cx="8863330" cy="5130165"/>
+                    </a:xfrm>
+                    <a:prstGeom prst="rect">
+                      <a:avLst/>
+                    </a:prstGeom>
+                  </pic:spPr>
+                </pic:pic>
+              </a:graphicData>
+            </a:graphic>
+          </wp:inline>
+        </w:drawing>
+      </w:r>
+    </w:p>
+    <w:p>
+      <w:r>
+        <w:lastRenderedPageBreak/>
+        <w:drawing>
+          <wp:inline distT="0" distB="0" distL="0" distR="0" wp14:anchorId="6C798597" wp14:editId="0D06ECD1">
+            <wp:extent cx="7840169" cy="5115639"/>
+            <wp:effectExtent l="0" t="0" r="8890" b="8890"/>
+            <wp:docPr id="1544467225" name="Picture 1"/>
+            <wp:cNvGraphicFramePr>
+              <a:graphicFrameLocks xmlns:a="http://schemas.openxmlformats.org/drawingml/2006/main" noChangeAspect="1"/>
+            </wp:cNvGraphicFramePr>
+            <a:graphic xmlns:a="http://schemas.openxmlformats.org/drawingml/2006/main">
+              <a:graphicData uri="http://schemas.openxmlformats.org/drawingml/2006/picture">
+                <pic:pic xmlns:pic="http://schemas.openxmlformats.org/drawingml/2006/picture">
+                  <pic:nvPicPr>
+                    <pic:cNvPr id="1544467225" name=""/>
+                    <pic:cNvPicPr/>
+                  </pic:nvPicPr>
+                  <pic:blipFill>
+                    <a:blip r:embed="rId12"/>
+                    <a:stretch>
+                      <a:fillRect/>
+                    </a:stretch>
+                  </pic:blipFill>
+                  <pic:spPr>
+                    <a:xfrm>
+                      <a:off x="0" y="0"/>
+                      <a:ext cx="7840169" cy="5115639"/>
+                    </a:xfrm>
+                    <a:prstGeom prst="rect">
+                      <a:avLst/>
+                    </a:prstGeom>
+                  </pic:spPr>
+                </pic:pic>
+              </a:graphicData>
+            </a:graphic>
+          </wp:inline>
+        </w:drawing>
+      </w:r>
+    </w:p>
+    <w:p>
+      <w:r>
+        <w:lastRenderedPageBreak/>
+        <w:drawing>
+          <wp:inline distT="0" distB="0" distL="0" distR="0" wp14:anchorId="72A64800" wp14:editId="1BB90BCD">
+            <wp:extent cx="8863330" cy="4264025"/>
+            <wp:effectExtent l="0" t="0" r="0" b="3175"/>
+            <wp:docPr id="1627652759" name="Picture 1"/>
+            <wp:cNvGraphicFramePr>
+              <a:graphicFrameLocks xmlns:a="http://schemas.openxmlformats.org/drawingml/2006/main" noChangeAspect="1"/>
+            </wp:cNvGraphicFramePr>
+            <a:graphic xmlns:a="http://schemas.openxmlformats.org/drawingml/2006/main">
+              <a:graphicData uri="http://schemas.openxmlformats.org/drawingml/2006/picture">
+                <pic:pic xmlns:pic="http://schemas.openxmlformats.org/drawingml/2006/picture">
+                  <pic:nvPicPr>
+                    <pic:cNvPr id="1627652759" name=""/>
+                    <pic:cNvPicPr/>
+                  </pic:nvPicPr>
+                  <pic:blipFill>
+                    <a:blip r:embed="rId13"/>
+                    <a:stretch>
+                      <a:fillRect/>
+                    </a:stretch>
+                  </pic:blipFill>
+                  <pic:spPr>
+                    <a:xfrm>
+                      <a:off x="0" y="0"/>
+                      <a:ext cx="8863330" cy="4264025"/>
+                    </a:xfrm>
+                    <a:prstGeom prst="rect">
+                      <a:avLst/>
+                    </a:prstGeom>
+                  </pic:spPr>
+                </pic:pic>
+              </a:graphicData>
+            </a:graphic>
+          </wp:inline>
+        </w:drawing>
+      </w:r>
+    </w:p>
+    <w:p>
+      <w:r>
+        <w:rPr>
+          <w:noProof/>
+        </w:rPr>
+        <w:lastRenderedPageBreak/>
+        <w:drawing>
+          <wp:inline distT="0" distB="0" distL="0" distR="0" wp14:anchorId="0ADB273F" wp14:editId="147D4147">
+            <wp:extent cx="6989197" cy="5192948"/>
+            <wp:effectExtent l="0" t="0" r="2540" b="8255"/>
+            <wp:docPr id="133876284" name="Picture 1"/>
+            <wp:cNvGraphicFramePr>
+              <a:graphicFrameLocks xmlns:a="http://schemas.openxmlformats.org/drawingml/2006/main" noChangeAspect="1"/>
+            </wp:cNvGraphicFramePr>
+            <a:graphic xmlns:a="http://schemas.openxmlformats.org/drawingml/2006/main">
+              <a:graphicData uri="http://schemas.openxmlformats.org/drawingml/2006/picture">
+                <pic:pic xmlns:pic="http://schemas.openxmlformats.org/drawingml/2006/picture">
+                  <pic:nvPicPr>
+                    <pic:cNvPr id="133876284" name=""/>
+                    <pic:cNvPicPr/>
+                  </pic:nvPicPr>
+                  <pic:blipFill>
+                    <a:blip r:embed="rId14"/>
+                    <a:stretch>
+                      <a:fillRect/>
+                    </a:stretch>
+                  </pic:blipFill>
+                  <pic:spPr>
+                    <a:xfrm>
+                      <a:off x="0" y="0"/>
+                      <a:ext cx="6991040" cy="5194317"/>
+                    </a:xfrm>
+                    <a:prstGeom prst="rect">
+                      <a:avLst/>
+                    </a:prstGeom>
+                  </pic:spPr>
+                </pic:pic>
+              </a:graphicData>
+            </a:graphic>
+          </wp:inline>
+        </w:drawing>
+      </w:r>
+      <w:r>
+        <w:rPr>
+          <w:noProof/>
+        </w:rPr>
+        <w:lastRenderedPageBreak/>
+        <w:drawing>
+          <wp:inline distT="0" distB="0" distL="0" distR="0" wp14:anchorId="25E03600" wp14:editId="258465A2">
+            <wp:extent cx="8582660" cy="4868099"/>
+            <wp:effectExtent l="0" t="0" r="8890" b="8890"/>
+            <wp:docPr id="1893565307" name="Picture 1"/>
+            <wp:cNvGraphicFramePr>
+              <a:graphicFrameLocks xmlns:a="http://schemas.openxmlformats.org/drawingml/2006/main" noChangeAspect="1"/>
+            </wp:cNvGraphicFramePr>
+            <a:graphic xmlns:a="http://schemas.openxmlformats.org/drawingml/2006/main">
+              <a:graphicData uri="http://schemas.openxmlformats.org/drawingml/2006/picture">
+                <pic:pic xmlns:pic="http://schemas.openxmlformats.org/drawingml/2006/picture">
+                  <pic:nvPicPr>
+                    <pic:cNvPr id="1893565307" name=""/>
+                    <pic:cNvPicPr/>
+                  </pic:nvPicPr>
+                  <pic:blipFill>
+                    <a:blip r:embed="rId15"/>
+                    <a:stretch>
+                      <a:fillRect/>
+                    </a:stretch>
+                  </pic:blipFill>
+                  <pic:spPr>
+                    <a:xfrm>
+                      <a:off x="0" y="0"/>
+                      <a:ext cx="8591791" cy="4873278"/>
+                    </a:xfrm>
+                    <a:prstGeom prst="rect">
+                      <a:avLst/>
+                    </a:prstGeom>
+                  </pic:spPr>
+                </pic:pic>
+              </a:graphicData>
+            </a:graphic>
+          </wp:inline>
+        </w:drawing>
+      </w:r>
+    </w:p>
+    <w:p>
+      <w:r>
+        <w:rPr>
+          <w:noProof/>
+        </w:rPr>
+        <w:lastRenderedPageBreak/>
+        <w:drawing>
+          <wp:inline distT="0" distB="0" distL="0" distR="0" wp14:anchorId="7B86E0F8" wp14:editId="4B14E2E0">
+            <wp:extent cx="8863330" cy="3489960"/>
+            <wp:effectExtent l="0" t="0" r="0" b="0"/>
+            <wp:docPr id="935006311" name="Picture 1"/>
+            <wp:cNvGraphicFramePr>
+              <a:graphicFrameLocks xmlns:a="http://schemas.openxmlformats.org/drawingml/2006/main" noChangeAspect="1"/>
+            </wp:cNvGraphicFramePr>
+            <a:graphic xmlns:a="http://schemas.openxmlformats.org/drawingml/2006/main">
+              <a:graphicData uri="http://schemas.openxmlformats.org/drawingml/2006/picture">
+                <pic:pic xmlns:pic="http://schemas.openxmlformats.org/drawingml/2006/picture">
+                  <pic:nvPicPr>
+                    <pic:cNvPr id="935006311" name=""/>
+                    <pic:cNvPicPr/>
+                  </pic:nvPicPr>
+                  <pic:blipFill>
+                    <a:blip r:embed="rId16"/>
+                    <a:stretch>
+                      <a:fillRect/>
+                    </a:stretch>
+                  </pic:blipFill>
+                  <pic:spPr>
+                    <a:xfrm>
+                      <a:off x="0" y="0"/>
+                      <a:ext cx="8863330" cy="3489960"/>
+                    </a:xfrm>
+                    <a:prstGeom prst="rect">
+                      <a:avLst/>
+                    </a:prstGeom>
+                  </pic:spPr>
+                </pic:pic>
+              </a:graphicData>
+            </a:graphic>
+          </wp:inline>
+        </w:drawing>
+      </w:r>
+    </w:p>
+    <w:p>
+      <w:r>
+        <w:rPr>
+          <w:noProof/>
+        </w:rPr>
+        <w:lastRenderedPageBreak/>
+        <w:drawing>
+          <wp:inline distT="0" distB="0" distL="0" distR="0" wp14:anchorId="72ACC0DB" wp14:editId="75351E76">
+            <wp:extent cx="8863330" cy="3526790"/>
+            <wp:effectExtent l="0" t="0" r="0" b="0"/>
+            <wp:docPr id="2027068285" name="Picture 1"/>
+            <wp:cNvGraphicFramePr>
+              <a:graphicFrameLocks xmlns:a="http://schemas.openxmlformats.org/drawingml/2006/main" noChangeAspect="1"/>
+            </wp:cNvGraphicFramePr>
+            <a:graphic xmlns:a="http://schemas.openxmlformats.org/drawingml/2006/main">
+              <a:graphicData uri="http://schemas.openxmlformats.org/drawingml/2006/picture">
+                <pic:pic xmlns:pic="http://schemas.openxmlformats.org/drawingml/2006/picture">
+                  <pic:nvPicPr>
+                    <pic:cNvPr id="2027068285" name=""/>
+                    <pic:cNvPicPr/>
+                  </pic:nvPicPr>
+                  <pic:blipFill>
+                    <a:blip r:embed="rId17"/>
+                    <a:stretch>
+                      <a:fillRect/>
+                    </a:stretch>
+                  </pic:blipFill>
+                  <pic:spPr>
+                    <a:xfrm>
+                      <a:off x="0" y="0"/>
+                      <a:ext cx="8863330" cy="3526790"/>
+                    </a:xfrm>
+                    <a:prstGeom prst="rect">
+                      <a:avLst/>
+                    </a:prstGeom>
+                  </pic:spPr>
+                </pic:pic>
+              </a:graphicData>
+            </a:graphic>
+          </wp:inline>
+        </w:drawing>
+      </w:r>
+    </w:p>
     <w:sectPr>
       <w:pgSz w:w="16838" w:h="11906" w:orient="landscape"/>
       <w:pgMar w:top="851" w:right="1440" w:bottom="568" w:left="1440" w:header="708" w:footer="708" w:gutter="0"/>
